--- a/Grossi-cv.docx
+++ b/Grossi-cv.docx
@@ -1063,17 +1063,20 @@
         <w:pStyle w:val="BodyText"/>
       </w:pPr>
       <w:r>
+        <w:t xml:space="preserve">Shah, C, M.M. Nabi, S.Y. Alaba, M.D. Campbell, R. Caillouet,</w:t>
+      </w:r>
+      <w:r>
+        <w:t xml:space="preserve"> </w:t>
+      </w:r>
+      <w:r>
         <w:rPr>
           <w:b/>
           <w:bCs/>
         </w:rPr>
-        <w:t xml:space="preserve">Grossi, M.D.</w:t>
-      </w:r>
-      <w:r>
-        <w:t xml:space="preserve"> </w:t>
-      </w:r>
-      <w:r>
-        <w:t xml:space="preserve">, T.M. Özgökmen, M. Kubat (2020) Predicting particle trajectories in oceanic flows using artificial neural networks,</w:t>
+        <w:t xml:space="preserve">M.D. Grossi</w:t>
+      </w:r>
+      <w:r>
+        <w:t xml:space="preserve">, J.E. Ball, and R. Moorhead (2025) YOLOv8-TF: Transformer-Enhanced YOLOv8 for Underwater Fish Species Recognition with Class Imbalance Handling,</w:t>
       </w:r>
       <w:r>
         <w:t xml:space="preserve"> </w:t>
@@ -1083,31 +1086,28 @@
           <w:i/>
           <w:iCs/>
         </w:rPr>
-        <w:t xml:space="preserve">Ocean Modelling</w:t>
-      </w:r>
-      <w:r>
-        <w:t xml:space="preserve">, 156, 101707.</w:t>
-      </w:r>
-    </w:p>
-    <w:p>
-      <w:pPr>
-        <w:pStyle w:val="BodyText"/>
-      </w:pPr>
-      <w:r>
-        <w:t xml:space="preserve">Geiger, E.F.,</w:t>
-      </w:r>
-      <w:r>
-        <w:t xml:space="preserve"> </w:t>
-      </w:r>
+        <w:t xml:space="preserve">Sensors</w:t>
+      </w:r>
+      <w:r>
+        <w:t xml:space="preserve">, 25, 1846, doi:10.3390/s25061846.</w:t>
+      </w:r>
+    </w:p>
+    <w:p>
+      <w:pPr>
+        <w:pStyle w:val="BodyText"/>
+      </w:pPr>
       <w:r>
         <w:rPr>
           <w:b/>
           <w:bCs/>
         </w:rPr>
-        <w:t xml:space="preserve">M.D. Grossi</w:t>
-      </w:r>
-      <w:r>
-        <w:t xml:space="preserve">, A.C. Trembanis, J.T. Kohut, M.J. Oliver (2011) Satellite-Derived Coastal Ocean and Estuarine Salinity in the Mid-Atlantic,</w:t>
+        <w:t xml:space="preserve">Grossi, M.D.</w:t>
+      </w:r>
+      <w:r>
+        <w:t xml:space="preserve"> </w:t>
+      </w:r>
+      <w:r>
+        <w:t xml:space="preserve">, T.M. Özgökmen, M. Kubat (2020) Predicting particle trajectories in oceanic flows using artificial neural networks,</w:t>
       </w:r>
       <w:r>
         <w:t xml:space="preserve"> </w:t>
@@ -1117,6 +1117,40 @@
           <w:i/>
           <w:iCs/>
         </w:rPr>
+        <w:t xml:space="preserve">Ocean Modelling</w:t>
+      </w:r>
+      <w:r>
+        <w:t xml:space="preserve">, 156, 101707.</w:t>
+      </w:r>
+    </w:p>
+    <w:p>
+      <w:pPr>
+        <w:pStyle w:val="BodyText"/>
+      </w:pPr>
+      <w:r>
+        <w:t xml:space="preserve">Geiger, E.F.,</w:t>
+      </w:r>
+      <w:r>
+        <w:t xml:space="preserve"> </w:t>
+      </w:r>
+      <w:r>
+        <w:rPr>
+          <w:b/>
+          <w:bCs/>
+        </w:rPr>
+        <w:t xml:space="preserve">M.D. Grossi</w:t>
+      </w:r>
+      <w:r>
+        <w:t xml:space="preserve">, A.C. Trembanis, J.T. Kohut, M.J. Oliver (2011) Satellite-Derived Coastal Ocean and Estuarine Salinity in the Mid-Atlantic,</w:t>
+      </w:r>
+      <w:r>
+        <w:t xml:space="preserve"> </w:t>
+      </w:r>
+      <w:r>
+        <w:rPr>
+          <w:i/>
+          <w:iCs/>
+        </w:rPr>
         <w:t xml:space="preserve">Continental Shelf Research</w:t>
       </w:r>
       <w:r>
@@ -1138,7 +1172,7 @@
         <w:pStyle w:val="FirstParagraph"/>
       </w:pPr>
       <w:r>
-        <w:t xml:space="preserve">Shah, C, M.M. Nabi, S.Y. Alaba, M.D. Campbell, R. Caillouet,</w:t>
+        <w:t xml:space="preserve">Shah, C., M.M. Nabi, I.A. Ebu, J. Prior,</w:t>
       </w:r>
       <w:r>
         <w:t xml:space="preserve"> </w:t>
@@ -1151,20 +1185,7 @@
         <w:t xml:space="preserve">M.D. Grossi</w:t>
       </w:r>
       <w:r>
-        <w:t xml:space="preserve">, J.E. Ball, and R. Moorhead (2025) YOLOv8-TF: Transformer-Enhanced YOLOv8 for Underwater Fish Species Recognition with Class Imbalance Handling,</w:t>
-      </w:r>
-      <w:r>
-        <w:t xml:space="preserve"> </w:t>
-      </w:r>
-      <w:r>
-        <w:rPr>
-          <w:i/>
-          <w:iCs/>
-        </w:rPr>
-        <w:t xml:space="preserve">Sensors</w:t>
-      </w:r>
-      <w:r>
-        <w:t xml:space="preserve">, 25, 1846, doi:10.3390/s25061846.</w:t>
+        <w:t xml:space="preserve">, F. Wallace, T. Rowell, J.E. Ball, R. Moorhead, R. Caillouet, M. Campbell (2025) Improved fish tracking in underwater images for marine biodiversity monitoring, Proc. SPIE 13460, Machine Learning from Challenging Data 2025, 134600F (29 May 2025), https://doi.org/10.1117/12.3053499.</w:t>
       </w:r>
     </w:p>
     <w:p>
@@ -1807,7 +1828,7 @@
         <w:t xml:space="preserve"> </w:t>
       </w:r>
       <w:r>
-        <w:t xml:space="preserve">Teaching Experience</w:t>
+        <w:t xml:space="preserve">Teaching</w:t>
       </w:r>
     </w:p>
     <w:p>
